--- a/outputs/technical_reports/Informe_Tecnico_Gate_07L_Post_FID_Project_Governance_20260901.docx
+++ b/outputs/technical_reports/Informe_Tecnico_Gate_07L_Post_FID_Project_Governance_20260901.docx
@@ -22,7 +22,7 @@
                     <pic:cNvPicPr/>
                   </pic:nvPicPr>
                   <pic:blipFill>
-                    <a:blip r:embed="rId13"/>
+                    <a:blip r:embed="rId11"/>
                     <a:stretch>
                       <a:fillRect/>
                     </a:stretch>
@@ -156,7 +156,7 @@
           <w:color w:val="000000"/>
           <w:sz w:val="21"/>
         </w:rPr>
-        <w:t>pypmis-ia-sas · branch main · base fde6027 · cambios sin commit</w:t>
+        <w:t>pypmis-ia-sas · main @ b57f951 · Gate 07L integrado en c7ec66e</w:t>
       </w:r>
     </w:p>
     <w:p>
@@ -474,7 +474,7 @@
                 <w:color w:val="000000"/>
                 <w:sz w:val="16"/>
               </w:rPr>
-              <w:t>Agregado inmutable; 12 rutas USER/ADMIN; ETag e idempotencia</w:t>
+              <w:t>Agregado inmutable; 15 rutas USER/ADMIN; ETag e idempotencia</w:t>
             </w:r>
           </w:p>
         </w:tc>
@@ -12306,7 +12306,7 @@
                 <w:color w:val="000000"/>
                 <w:sz w:val="16"/>
               </w:rPr>
-              <w:t>Cambios sin commit</w:t>
+              <w:t>Artefactos finales</w:t>
             </w:r>
           </w:p>
         </w:tc>
@@ -12333,7 +12333,7 @@
                 <w:color w:val="000000"/>
                 <w:sz w:val="16"/>
               </w:rPr>
-              <w:t>Entrega aún no integrada a main remoto</w:t>
+              <w:t>Informe regenerado fuera del commit de integración</w:t>
             </w:r>
           </w:p>
         </w:tc>
@@ -12360,7 +12360,7 @@
                 <w:color w:val="000000"/>
                 <w:sz w:val="16"/>
               </w:rPr>
-              <w:t>Revisión y commit posterior autorizado</w:t>
+              <w:t>Commit/publish sólo bajo instrucción expresa</w:t>
             </w:r>
           </w:p>
         </w:tc>
@@ -21422,9 +21422,7 @@
     </w:p>
     <w:sectPr>
       <w:headerReference w:type="default" r:id="rId9"/>
-      <w:headerReference w:type="even" r:id="rId10"/>
-      <w:footerReference w:type="default" r:id="rId11"/>
-      <w:footerReference w:type="even" r:id="rId12"/>
+      <w:footerReference w:type="default" r:id="rId10"/>
       <w:pgSz w:w="12240" w:h="15840"/>
       <w:pgMar w:top="1440" w:right="1440" w:bottom="1440" w:left="1440" w:header="708" w:footer="708" w:gutter="0"/>
       <w:cols w:space="720"/>
@@ -21475,72 +21473,7 @@
 </w:ftr>
 </file>
 
-<file path=word/footer2.xml><?xml version="1.0" encoding="utf-8"?>
-<w:ftr xmlns:m="http://schemas.openxmlformats.org/officeDocument/2006/math" xmlns:mc="http://schemas.openxmlformats.org/markup-compatibility/2006" xmlns:mo="http://schemas.microsoft.com/office/mac/office/2008/main" xmlns:mv="urn:schemas-microsoft-com:mac:vml" xmlns:o="urn:schemas-microsoft-com:office:office" xmlns:r="http://schemas.openxmlformats.org/officeDocument/2006/relationships" xmlns:v="urn:schemas-microsoft-com:vml" xmlns:w10="urn:schemas-microsoft-com:office:word" xmlns:w14="http://schemas.microsoft.com/office/word/2010/wordml" xmlns:w="http://schemas.openxmlformats.org/wordprocessingml/2006/main" xmlns:wne="http://schemas.microsoft.com/office/word/2006/wordml" xmlns:wp14="http://schemas.microsoft.com/office/word/2010/wordprocessingDrawing" xmlns:wp="http://schemas.openxmlformats.org/drawingml/2006/wordprocessingDrawing" xmlns:wpc="http://schemas.microsoft.com/office/word/2010/wordprocessingCanvas" xmlns:wpg="http://schemas.microsoft.com/office/word/2010/wordprocessingGroup" xmlns:wpi="http://schemas.microsoft.com/office/word/2010/wordprocessingInk" xmlns:wps="http://schemas.microsoft.com/office/word/2010/wordprocessingShape" mc:Ignorable="w14 wp14">
-  <w:p>
-    <w:pPr>
-      <w:pStyle w:val="Footer"/>
-      <w:jc w:val="right"/>
-    </w:pPr>
-    <w:r>
-      <w:rPr>
-        <w:rFonts w:ascii="Calibri" w:hAnsi="Calibri"/>
-        <w:i w:val="0"/>
-        <w:color w:val="5F6B76"/>
-        <w:sz w:val="16"/>
-      </w:rPr>
-      <w:t xml:space="preserve">P&amp;Pmis Construction AI  |  </w:t>
-    </w:r>
-    <w:r>
-      <w:fldChar w:fldCharType="begin"/>
-    </w:r>
-    <w:r>
-      <w:instrText xml:space="preserve"> PAGE </w:instrText>
-    </w:r>
-    <w:r>
-      <w:fldChar w:fldCharType="separate"/>
-    </w:r>
-    <w:r>
-      <w:rPr>
-        <w:rFonts w:ascii="Calibri" w:hAnsi="Calibri"/>
-        <w:i w:val="0"/>
-        <w:color w:val="5F6B76"/>
-        <w:sz w:val="16"/>
-      </w:rPr>
-      <w:t>1</w:t>
-    </w:r>
-    <w:r>
-      <w:fldChar w:fldCharType="end"/>
-    </w:r>
-  </w:p>
-</w:ftr>
-</file>
-
 <file path=word/header1.xml><?xml version="1.0" encoding="utf-8"?>
-<w:hdr xmlns:m="http://schemas.openxmlformats.org/officeDocument/2006/math" xmlns:mc="http://schemas.openxmlformats.org/markup-compatibility/2006" xmlns:mo="http://schemas.microsoft.com/office/mac/office/2008/main" xmlns:mv="urn:schemas-microsoft-com:mac:vml" xmlns:o="urn:schemas-microsoft-com:office:office" xmlns:r="http://schemas.openxmlformats.org/officeDocument/2006/relationships" xmlns:v="urn:schemas-microsoft-com:vml" xmlns:w10="urn:schemas-microsoft-com:office:word" xmlns:w14="http://schemas.microsoft.com/office/word/2010/wordml" xmlns:w="http://schemas.openxmlformats.org/wordprocessingml/2006/main" xmlns:wne="http://schemas.microsoft.com/office/word/2006/wordml" xmlns:wp14="http://schemas.microsoft.com/office/word/2010/wordprocessingDrawing" xmlns:wp="http://schemas.openxmlformats.org/drawingml/2006/wordprocessingDrawing" xmlns:wpc="http://schemas.microsoft.com/office/word/2010/wordprocessingCanvas" xmlns:wpg="http://schemas.microsoft.com/office/word/2010/wordprocessingGroup" xmlns:wpi="http://schemas.microsoft.com/office/word/2010/wordprocessingInk" xmlns:wps="http://schemas.microsoft.com/office/word/2010/wordprocessingShape" mc:Ignorable="w14 wp14">
-  <w:p>
-    <w:pPr>
-      <w:pStyle w:val="Header"/>
-      <w:jc w:val="left"/>
-      <w:pBdr>
-        <w:bottom w:val="single" w:sz="6" w:space="1" w:color="D9E1E8"/>
-      </w:pBdr>
-    </w:pPr>
-    <w:r>
-      <w:rPr>
-        <w:rFonts w:ascii="Calibri" w:hAnsi="Calibri"/>
-        <w:b/>
-        <w:i w:val="0"/>
-        <w:color w:val="5F6B76"/>
-        <w:sz w:val="17"/>
-      </w:rPr>
-      <w:t>TECHNICAL REPORT · GATE 07L</w:t>
-    </w:r>
-  </w:p>
-</w:hdr>
-</file>
-
-<file path=word/header2.xml><?xml version="1.0" encoding="utf-8"?>
 <w:hdr xmlns:m="http://schemas.openxmlformats.org/officeDocument/2006/math" xmlns:mc="http://schemas.openxmlformats.org/markup-compatibility/2006" xmlns:mo="http://schemas.microsoft.com/office/mac/office/2008/main" xmlns:mv="urn:schemas-microsoft-com:mac:vml" xmlns:o="urn:schemas-microsoft-com:office:office" xmlns:r="http://schemas.openxmlformats.org/officeDocument/2006/relationships" xmlns:v="urn:schemas-microsoft-com:vml" xmlns:w10="urn:schemas-microsoft-com:office:word" xmlns:w14="http://schemas.microsoft.com/office/word/2010/wordml" xmlns:w="http://schemas.openxmlformats.org/wordprocessingml/2006/main" xmlns:wne="http://schemas.microsoft.com/office/word/2006/wordml" xmlns:wp14="http://schemas.microsoft.com/office/word/2010/wordprocessingDrawing" xmlns:wp="http://schemas.openxmlformats.org/drawingml/2006/wordprocessingDrawing" xmlns:wpc="http://schemas.microsoft.com/office/word/2010/wordprocessingCanvas" xmlns:wpg="http://schemas.microsoft.com/office/word/2010/wordprocessingGroup" xmlns:wpi="http://schemas.microsoft.com/office/word/2010/wordprocessingInk" xmlns:wps="http://schemas.microsoft.com/office/word/2010/wordprocessingShape" mc:Ignorable="w14 wp14">
   <w:p>
     <w:pPr>
